--- a/중국어_대화문/7부_docx/7부_05화_제한적_통제.docx
+++ b/중국어_대화문/7부_docx/7부_05화_제한적_통제.docx
@@ -688,7 +688,7 @@
         <w:t>程曦:</w:t>
       </w:r>
       <w:r>
-        <w:t xml:space="preserve"> 总书记，您昨天说的三栏，我写好了。右手，写了两遍。</w:t>
+        <w:t xml:space="preserve"> 总书记，您礼拜二说的三栏，我写好了。右手，写了两遍。</w:t>
       </w:r>
     </w:p>
     <w:p>
@@ -1547,7 +1547,7 @@
         <w:pStyle w:val="Heading2"/>
       </w:pPr>
       <w:r>
-        <w:t>장면 7 — 10월 11일(화) 오후 4시, 북루 3층 판공청 주임실 — 两个钟</w:t>
+        <w:t>장면 7 — 10월 11일(화) 오후 4시, 북루 5층 판공청 주임실 — 两个钟</w:t>
       </w:r>
     </w:p>
     <w:p>
@@ -2182,7 +2182,7 @@
         <w:t>郑启明:</w:t>
       </w:r>
       <w:r>
-        <w:t xml:space="preserve"> 总书记，我今天不是来汇报。我是来说一句，不属于任何文件的话。（咽下一片药，没有用水）八月十日，我们进接边方面军后勤采购处。到今天，七十六天。</w:t>
+        <w:t xml:space="preserve"> 总书记，我今天不是来汇报。我是来说一句，不属于任何文件的话。（咽下一片药，没有用水）八月十日，我们进接边方面军后勤采购处。到今天，七十五天。</w:t>
       </w:r>
     </w:p>
     <w:p>
